--- a/Raspberry_Pi/contents/Module03_AnatomyOfLinuxBasedSystem/Quiz03_AnatomyOfLinuxBasedSystem.docx
+++ b/Raspberry_Pi/contents/Module03_AnatomyOfLinuxBasedSystem/Quiz03_AnatomyOfLinuxBasedSystem.docx
@@ -1,6 +1,6 @@
 
 <file path=word/document.xml><?xml version="1.0" encoding="utf-8"?>
-<w:document xmlns:wpc="http://schemas.microsoft.com/office/word/2010/wordprocessingCanvas" xmlns:cx="http://schemas.microsoft.com/office/drawing/2014/chartex" xmlns:cx1="http://schemas.microsoft.com/office/drawing/2015/9/8/chartex" xmlns:cx2="http://schemas.microsoft.com/office/drawing/2015/10/21/chartex" xmlns:cx3="http://schemas.microsoft.com/office/drawing/2016/5/9/chartex" xmlns:cx4="http://schemas.microsoft.com/office/drawing/2016/5/10/chartex" xmlns:cx5="http://schemas.microsoft.com/office/drawing/2016/5/11/chartex" xmlns:cx6="http://schemas.microsoft.com/office/drawing/2016/5/12/chartex" xmlns:cx7="http://schemas.microsoft.com/office/drawing/2016/5/13/chartex" xmlns:cx8="http://schemas.microsoft.com/office/drawing/2016/5/14/chartex" xmlns:mc="http://schemas.openxmlformats.org/markup-compatibility/2006" xmlns:aink="http://schemas.microsoft.com/office/drawing/2016/ink" xmlns:am3d="http://schemas.microsoft.com/office/drawing/2017/model3d" xmlns:o="urn:schemas-microsoft-com:office:office" xmlns:r="http://schemas.openxmlformats.org/officeDocument/2006/relationships" xmlns:m="http://schemas.openxmlformats.org/officeDocument/2006/math" xmlns:v="urn:schemas-microsoft-com:vml" xmlns:wp14="http://schemas.microsoft.com/office/word/2010/wordprocessingDrawing" xmlns:wp="http://schemas.openxmlformats.org/drawingml/2006/wordprocessingDrawing" xmlns:w10="urn:schemas-microsoft-com:office:word" xmlns:w="http://schemas.openxmlformats.org/wordprocessingml/2006/main" xmlns:w14="http://schemas.microsoft.com/office/word/2010/wordml" xmlns:w15="http://schemas.microsoft.com/office/word/2012/wordml" xmlns:w16cid="http://schemas.microsoft.com/office/word/2016/wordml/cid" xmlns:w16se="http://schemas.microsoft.com/office/word/2015/wordml/symex" xmlns:wpg="http://schemas.microsoft.com/office/word/2010/wordprocessingGroup" xmlns:wpi="http://schemas.microsoft.com/office/word/2010/wordprocessingInk" xmlns:wne="http://schemas.microsoft.com/office/word/2006/wordml" xmlns:wps="http://schemas.microsoft.com/office/word/2010/wordprocessingShape" mc:Ignorable="w14 w15 w16se w16cid wp14">
+<w:document xmlns:wpc="http://schemas.microsoft.com/office/word/2010/wordprocessingCanvas" xmlns:cx="http://schemas.microsoft.com/office/drawing/2014/chartex" xmlns:cx1="http://schemas.microsoft.com/office/drawing/2015/9/8/chartex" xmlns:cx2="http://schemas.microsoft.com/office/drawing/2015/10/21/chartex" xmlns:cx3="http://schemas.microsoft.com/office/drawing/2016/5/9/chartex" xmlns:cx4="http://schemas.microsoft.com/office/drawing/2016/5/10/chartex" xmlns:cx5="http://schemas.microsoft.com/office/drawing/2016/5/11/chartex" xmlns:cx6="http://schemas.microsoft.com/office/drawing/2016/5/12/chartex" xmlns:cx7="http://schemas.microsoft.com/office/drawing/2016/5/13/chartex" xmlns:cx8="http://schemas.microsoft.com/office/drawing/2016/5/14/chartex" xmlns:mc="http://schemas.openxmlformats.org/markup-compatibility/2006" xmlns:aink="http://schemas.microsoft.com/office/drawing/2016/ink" xmlns:am3d="http://schemas.microsoft.com/office/drawing/2017/model3d" xmlns:o="urn:schemas-microsoft-com:office:office" xmlns:oel="http://schemas.microsoft.com/office/2019/extlst" xmlns:r="http://schemas.openxmlformats.org/officeDocument/2006/relationships" xmlns:m="http://schemas.openxmlformats.org/officeDocument/2006/math" xmlns:v="urn:schemas-microsoft-com:vml" xmlns:wp14="http://schemas.microsoft.com/office/word/2010/wordprocessingDrawing" xmlns:wp="http://schemas.openxmlformats.org/drawingml/2006/wordprocessingDrawing" xmlns:w10="urn:schemas-microsoft-com:office:word" xmlns:w="http://schemas.openxmlformats.org/wordprocessingml/2006/main" xmlns:w14="http://schemas.microsoft.com/office/word/2010/wordml" xmlns:w15="http://schemas.microsoft.com/office/word/2012/wordml" xmlns:w16cex="http://schemas.microsoft.com/office/word/2018/wordml/cex" xmlns:w16cid="http://schemas.microsoft.com/office/word/2016/wordml/cid" xmlns:w16="http://schemas.microsoft.com/office/word/2018/wordml" xmlns:w16du="http://schemas.microsoft.com/office/word/2023/wordml/word16du" xmlns:w16sdtdh="http://schemas.microsoft.com/office/word/2020/wordml/sdtdatahash" xmlns:w16sdtfl="http://schemas.microsoft.com/office/word/2024/wordml/sdtformatlock" xmlns:w16se="http://schemas.microsoft.com/office/word/2015/wordml/symex" xmlns:wpg="http://schemas.microsoft.com/office/word/2010/wordprocessingGroup" xmlns:wpi="http://schemas.microsoft.com/office/word/2010/wordprocessingInk" xmlns:wne="http://schemas.microsoft.com/office/word/2006/wordml" xmlns:wps="http://schemas.microsoft.com/office/word/2010/wordprocessingShape" mc:Ignorable="w14 w15 w16se w16cid w16 w16cex w16sdtdh w16sdtfl w16du wp14">
   <w:body>
     <w:p>
       <w:pPr>
@@ -44,8 +44,18 @@
         <w:t xml:space="preserve">Which </w:t>
       </w:r>
       <w:r>
-        <w:t xml:space="preserve">of these </w:t>
-      </w:r>
+        <w:t>of the</w:t>
+      </w:r>
+      <w:ins w:id="0" w:author="Jeremy Singer" w:date="2024-12-17T10:05:00Z" w16du:dateUtc="2024-12-17T10:05:00Z">
+        <w:r>
+          <w:t xml:space="preserve"> following </w:t>
+        </w:r>
+      </w:ins>
+      <w:del w:id="1" w:author="Jeremy Singer" w:date="2024-12-17T10:05:00Z" w16du:dateUtc="2024-12-17T10:05:00Z">
+        <w:r>
+          <w:delText xml:space="preserve">se </w:delText>
+        </w:r>
+      </w:del>
       <w:r>
         <w:t xml:space="preserve">components </w:t>
       </w:r>
@@ -55,6 +65,11 @@
       <w:r>
         <w:t>”</w:t>
       </w:r>
+      <w:ins w:id="2" w:author="Jeremy Singer" w:date="2024-12-17T10:05:00Z" w16du:dateUtc="2024-12-17T10:05:00Z">
+        <w:r>
+          <w:t xml:space="preserve"> (Select all that apply)</w:t>
+        </w:r>
+      </w:ins>
     </w:p>
     <w:p>
       <w:pPr>
@@ -119,8 +134,31 @@
     <w:p/>
     <w:p>
       <w:r>
-        <w:t>Question 2 – “Which of these components are found in the kernel space of a Linux architecture?”</w:t>
-      </w:r>
+        <w:t>Question 2 – “Which of the</w:t>
+      </w:r>
+      <w:ins w:id="3" w:author="Jeremy Singer" w:date="2024-12-17T10:05:00Z" w16du:dateUtc="2024-12-17T10:05:00Z">
+        <w:r>
+          <w:t xml:space="preserve"> follow</w:t>
+        </w:r>
+      </w:ins>
+      <w:ins w:id="4" w:author="Jeremy Singer" w:date="2024-12-17T10:06:00Z" w16du:dateUtc="2024-12-17T10:06:00Z">
+        <w:r>
+          <w:t>ing</w:t>
+        </w:r>
+      </w:ins>
+      <w:del w:id="5" w:author="Jeremy Singer" w:date="2024-12-17T10:05:00Z" w16du:dateUtc="2024-12-17T10:05:00Z">
+        <w:r>
+          <w:delText>se</w:delText>
+        </w:r>
+      </w:del>
+      <w:r>
+        <w:t xml:space="preserve"> components are found in the kernel space of a Linux architecture?”</w:t>
+      </w:r>
+      <w:ins w:id="6" w:author="Jeremy Singer" w:date="2024-12-17T10:06:00Z" w16du:dateUtc="2024-12-17T10:06:00Z">
+        <w:r>
+          <w:t xml:space="preserve"> (Select all that apply)</w:t>
+        </w:r>
+      </w:ins>
     </w:p>
     <w:p>
       <w:pPr>
@@ -201,6 +239,11 @@
       <w:r>
         <w:t>”</w:t>
       </w:r>
+      <w:ins w:id="7" w:author="Jeremy Singer" w:date="2024-12-17T10:06:00Z" w16du:dateUtc="2024-12-17T10:06:00Z">
+        <w:r>
+          <w:t xml:space="preserve"> (Select all that apply)</w:t>
+        </w:r>
+      </w:ins>
     </w:p>
     <w:p>
       <w:pPr>
@@ -273,6 +316,11 @@
       <w:r>
         <w:t>”</w:t>
       </w:r>
+      <w:ins w:id="8" w:author="Jeremy Singer" w:date="2024-12-17T10:06:00Z" w16du:dateUtc="2024-12-17T10:06:00Z">
+        <w:r>
+          <w:t xml:space="preserve"> (Select all that apply)</w:t>
+        </w:r>
+      </w:ins>
     </w:p>
     <w:p>
       <w:pPr>
@@ -346,11 +394,60 @@
         <w:t>Question 5 – “</w:t>
       </w:r>
       <w:r>
-        <w:t>What is the ‘Virtual File-System’ responsible for?</w:t>
+        <w:t>What is the ‘</w:t>
+      </w:r>
+      <w:ins w:id="9" w:author="Jeremy Singer" w:date="2024-12-17T10:07:00Z" w16du:dateUtc="2024-12-17T10:07:00Z">
+        <w:r>
+          <w:t>v</w:t>
+        </w:r>
+      </w:ins>
+      <w:del w:id="10" w:author="Jeremy Singer" w:date="2024-12-17T10:06:00Z" w16du:dateUtc="2024-12-17T10:06:00Z">
+        <w:r>
+          <w:delText>V</w:delText>
+        </w:r>
+      </w:del>
+      <w:r>
+        <w:t xml:space="preserve">irtual </w:t>
+      </w:r>
+      <w:ins w:id="11" w:author="Jeremy Singer" w:date="2024-12-17T10:07:00Z" w16du:dateUtc="2024-12-17T10:07:00Z">
+        <w:r>
+          <w:t>f</w:t>
+        </w:r>
+      </w:ins>
+      <w:del w:id="12" w:author="Jeremy Singer" w:date="2024-12-17T10:07:00Z" w16du:dateUtc="2024-12-17T10:07:00Z">
+        <w:r>
+          <w:delText>F</w:delText>
+        </w:r>
+      </w:del>
+      <w:r>
+        <w:t>ile</w:t>
+      </w:r>
+      <w:del w:id="13" w:author="Jeremy Singer" w:date="2024-12-17T10:07:00Z" w16du:dateUtc="2024-12-17T10:07:00Z">
+        <w:r>
+          <w:delText>-</w:delText>
+        </w:r>
+      </w:del>
+      <w:ins w:id="14" w:author="Jeremy Singer" w:date="2024-12-17T10:07:00Z" w16du:dateUtc="2024-12-17T10:07:00Z">
+        <w:r>
+          <w:t xml:space="preserve"> s</w:t>
+        </w:r>
+      </w:ins>
+      <w:del w:id="15" w:author="Jeremy Singer" w:date="2024-12-17T10:07:00Z" w16du:dateUtc="2024-12-17T10:07:00Z">
+        <w:r>
+          <w:delText>S</w:delText>
+        </w:r>
+      </w:del>
+      <w:r>
+        <w:t>ystem’ responsible for?</w:t>
       </w:r>
       <w:r>
         <w:t>”</w:t>
       </w:r>
+      <w:ins w:id="16" w:author="Jeremy Singer" w:date="2024-12-17T10:06:00Z" w16du:dateUtc="2024-12-17T10:06:00Z">
+        <w:r>
+          <w:t xml:space="preserve"> (Select all that apply)</w:t>
+        </w:r>
+      </w:ins>
     </w:p>
     <w:p>
       <w:pPr>
@@ -421,11 +518,18 @@
     </w:p>
     <w:p>
       <w:r>
-        <w:lastRenderedPageBreak/>
         <w:t>Question 6 – “</w:t>
       </w:r>
       <w:r>
-        <w:t>Which of the following is not provi</w:t>
+        <w:t xml:space="preserve">Which </w:t>
+      </w:r>
+      <w:ins w:id="17" w:author="Jeremy Singer" w:date="2024-12-17T10:07:00Z" w16du:dateUtc="2024-12-17T10:07:00Z">
+        <w:r>
+          <w:t xml:space="preserve">one </w:t>
+        </w:r>
+      </w:ins>
+      <w:r>
+        <w:t>of the following is not provi</w:t>
       </w:r>
       <w:r>
         <w:t>ded by inter-process communication?</w:t>
@@ -495,6 +599,9 @@
           <w:ilvl w:val="0"/>
           <w:numId w:val="7"/>
         </w:numPr>
+        <w:rPr>
+          <w:ins w:id="18" w:author="Jeremy Singer" w:date="2024-12-17T10:07:00Z" w16du:dateUtc="2024-12-17T10:07:00Z"/>
+        </w:rPr>
       </w:pPr>
       <w:r>
         <w:t>Data exchange</w:t>
@@ -503,13 +610,238 @@
     <w:p>
       <w:pPr>
         <w:rPr>
-          <w:b/>
-        </w:rPr>
-      </w:pPr>
-    </w:p>
-    <w:p>
-      <w:r>
-        <w:t>Question 7 – “</w:t>
+          <w:ins w:id="19" w:author="Jeremy Singer" w:date="2024-12-17T10:07:00Z" w16du:dateUtc="2024-12-17T10:07:00Z"/>
+        </w:rPr>
+      </w:pPr>
+    </w:p>
+    <w:p>
+      <w:pPr>
+        <w:rPr>
+          <w:ins w:id="20" w:author="Jeremy Singer" w:date="2024-12-17T10:08:00Z" w16du:dateUtc="2024-12-17T10:08:00Z"/>
+        </w:rPr>
+      </w:pPr>
+      <w:ins w:id="21" w:author="Jeremy Singer" w:date="2024-12-17T10:07:00Z" w16du:dateUtc="2024-12-17T10:07:00Z">
+        <w:r>
+          <w:t xml:space="preserve">Question 7 – “Why is kernel recompilation not required </w:t>
+        </w:r>
+      </w:ins>
+      <w:ins w:id="22" w:author="Jeremy Singer" w:date="2024-12-17T10:08:00Z" w16du:dateUtc="2024-12-17T10:08:00Z">
+        <w:r>
+          <w:t>when a target’s hardware definition is updated?”</w:t>
+        </w:r>
+      </w:ins>
+    </w:p>
+    <w:p>
+      <w:pPr>
+        <w:pStyle w:val="ListParagraph"/>
+        <w:numPr>
+          <w:ilvl w:val="0"/>
+          <w:numId w:val="9"/>
+        </w:numPr>
+        <w:rPr>
+          <w:ins w:id="23" w:author="Jeremy Singer" w:date="2024-12-17T10:08:00Z" w16du:dateUtc="2024-12-17T10:08:00Z"/>
+          <w:b/>
+          <w:bCs/>
+          <w:rPrChange w:id="24" w:author="Jeremy Singer" w:date="2024-12-17T11:43:00Z" w16du:dateUtc="2024-12-17T11:43:00Z">
+            <w:rPr>
+              <w:ins w:id="25" w:author="Jeremy Singer" w:date="2024-12-17T10:08:00Z" w16du:dateUtc="2024-12-17T10:08:00Z"/>
+            </w:rPr>
+          </w:rPrChange>
+        </w:rPr>
+      </w:pPr>
+      <w:ins w:id="26" w:author="Jeremy Singer" w:date="2024-12-17T10:08:00Z" w16du:dateUtc="2024-12-17T10:08:00Z">
+        <w:r>
+          <w:rPr>
+            <w:b/>
+            <w:bCs/>
+            <w:rPrChange w:id="27" w:author="Jeremy Singer" w:date="2024-12-17T11:43:00Z" w16du:dateUtc="2024-12-17T11:43:00Z">
+              <w:rPr/>
+            </w:rPrChange>
+          </w:rPr>
+          <w:t>Since the hardware definition is encoded in the device tree blob</w:t>
+        </w:r>
+      </w:ins>
+      <w:ins w:id="28" w:author="Jeremy Singer" w:date="2024-12-17T11:48:00Z" w16du:dateUtc="2024-12-17T11:48:00Z">
+        <w:r>
+          <w:rPr>
+            <w:b/>
+            <w:bCs/>
+          </w:rPr>
+          <w:t xml:space="preserve"> (DTB)</w:t>
+        </w:r>
+      </w:ins>
+      <w:ins w:id="29" w:author="Jeremy Singer" w:date="2024-12-17T10:08:00Z" w16du:dateUtc="2024-12-17T10:08:00Z">
+        <w:r>
+          <w:rPr>
+            <w:b/>
+            <w:bCs/>
+            <w:rPrChange w:id="30" w:author="Jeremy Singer" w:date="2024-12-17T11:43:00Z" w16du:dateUtc="2024-12-17T11:43:00Z">
+              <w:rPr/>
+            </w:rPrChange>
+          </w:rPr>
+          <w:t>, so th</w:t>
+        </w:r>
+      </w:ins>
+      <w:ins w:id="31" w:author="Jeremy Singer" w:date="2024-12-17T11:49:00Z" w16du:dateUtc="2024-12-17T11:49:00Z">
+        <w:r>
+          <w:rPr>
+            <w:b/>
+            <w:bCs/>
+          </w:rPr>
+          <w:t>e updated</w:t>
+        </w:r>
+      </w:ins>
+      <w:ins w:id="32" w:author="Jeremy Singer" w:date="2024-12-17T11:48:00Z" w16du:dateUtc="2024-12-17T11:48:00Z">
+        <w:r>
+          <w:rPr>
+            <w:b/>
+            <w:bCs/>
+          </w:rPr>
+          <w:t xml:space="preserve"> DTB</w:t>
+        </w:r>
+      </w:ins>
+      <w:ins w:id="33" w:author="Jeremy Singer" w:date="2024-12-17T11:49:00Z" w16du:dateUtc="2024-12-17T11:49:00Z">
+        <w:r>
+          <w:rPr>
+            <w:b/>
+            <w:bCs/>
+          </w:rPr>
+          <w:t xml:space="preserve"> </w:t>
+        </w:r>
+      </w:ins>
+      <w:ins w:id="34" w:author="Jeremy Singer" w:date="2024-12-17T10:08:00Z" w16du:dateUtc="2024-12-17T10:08:00Z">
+        <w:r>
+          <w:rPr>
+            <w:b/>
+            <w:bCs/>
+            <w:rPrChange w:id="35" w:author="Jeremy Singer" w:date="2024-12-17T11:43:00Z" w16du:dateUtc="2024-12-17T11:43:00Z">
+              <w:rPr/>
+            </w:rPrChange>
+          </w:rPr>
+          <w:t>is all we need to regenerate</w:t>
+        </w:r>
+      </w:ins>
+    </w:p>
+    <w:p>
+      <w:pPr>
+        <w:pStyle w:val="ListParagraph"/>
+        <w:numPr>
+          <w:ilvl w:val="0"/>
+          <w:numId w:val="9"/>
+        </w:numPr>
+        <w:rPr>
+          <w:ins w:id="36" w:author="Jeremy Singer" w:date="2024-12-17T10:10:00Z" w16du:dateUtc="2024-12-17T10:10:00Z"/>
+        </w:rPr>
+      </w:pPr>
+      <w:ins w:id="37" w:author="Jeremy Singer" w:date="2024-12-17T10:08:00Z" w16du:dateUtc="2024-12-17T10:08:00Z">
+        <w:r>
+          <w:t>S</w:t>
+        </w:r>
+      </w:ins>
+      <w:ins w:id="38" w:author="Jeremy Singer" w:date="2024-12-17T10:09:00Z" w16du:dateUtc="2024-12-17T10:09:00Z">
+        <w:r>
+          <w:t xml:space="preserve">ince the kernel </w:t>
+        </w:r>
+      </w:ins>
+      <w:ins w:id="39" w:author="Jeremy Singer" w:date="2024-12-17T11:42:00Z" w16du:dateUtc="2024-12-17T11:42:00Z">
+        <w:r>
+          <w:t>does not need to interface with low-level hardware</w:t>
+        </w:r>
+      </w:ins>
+    </w:p>
+    <w:p>
+      <w:pPr>
+        <w:pStyle w:val="ListParagraph"/>
+        <w:numPr>
+          <w:ilvl w:val="0"/>
+          <w:numId w:val="9"/>
+        </w:numPr>
+        <w:rPr>
+          <w:ins w:id="40" w:author="Jeremy Singer" w:date="2024-12-17T11:46:00Z" w16du:dateUtc="2024-12-17T11:46:00Z"/>
+        </w:rPr>
+      </w:pPr>
+      <w:ins w:id="41" w:author="Jeremy Singer" w:date="2024-12-17T11:46:00Z" w16du:dateUtc="2024-12-17T11:46:00Z">
+        <w:r>
+          <w:t>Since t</w:t>
+        </w:r>
+      </w:ins>
+      <w:ins w:id="42" w:author="Jeremy Singer" w:date="2024-12-17T11:44:00Z" w16du:dateUtc="2024-12-17T11:44:00Z">
+        <w:r>
+          <w:t>he</w:t>
+        </w:r>
+      </w:ins>
+      <w:ins w:id="43" w:author="Jeremy Singer" w:date="2024-12-17T10:10:00Z" w16du:dateUtc="2024-12-17T10:10:00Z">
+        <w:r>
+          <w:t xml:space="preserve"> kernel </w:t>
+        </w:r>
+      </w:ins>
+      <w:ins w:id="44" w:author="Jeremy Singer" w:date="2024-12-17T11:43:00Z" w16du:dateUtc="2024-12-17T11:43:00Z">
+        <w:r>
+          <w:t>supports device hot-swapping by default</w:t>
+        </w:r>
+      </w:ins>
+    </w:p>
+    <w:p>
+      <w:pPr>
+        <w:pStyle w:val="ListParagraph"/>
+        <w:numPr>
+          <w:ilvl w:val="0"/>
+          <w:numId w:val="9"/>
+        </w:numPr>
+        <w:pPrChange w:id="45" w:author="Jeremy Singer" w:date="2024-12-17T11:46:00Z" w16du:dateUtc="2024-12-17T11:46:00Z">
+          <w:pPr>
+            <w:pStyle w:val="ListParagraph"/>
+            <w:numPr>
+              <w:numId w:val="7"/>
+            </w:numPr>
+            <w:ind w:hanging="360"/>
+          </w:pPr>
+        </w:pPrChange>
+      </w:pPr>
+      <w:ins w:id="46" w:author="Jeremy Singer" w:date="2024-12-17T11:47:00Z" w16du:dateUtc="2024-12-17T11:47:00Z">
+        <w:r>
+          <w:t>Since t</w:t>
+        </w:r>
+      </w:ins>
+      <w:ins w:id="47" w:author="Jeremy Singer" w:date="2024-12-17T11:46:00Z" w16du:dateUtc="2024-12-17T11:46:00Z">
+        <w:r>
+          <w:t>he kernel</w:t>
+        </w:r>
+      </w:ins>
+      <w:ins w:id="48" w:author="Jeremy Singer" w:date="2024-12-17T11:48:00Z" w16du:dateUtc="2024-12-17T11:48:00Z">
+        <w:r>
+          <w:t xml:space="preserve"> can parse the hardware definition directly</w:t>
+        </w:r>
+      </w:ins>
+      <w:ins w:id="49" w:author="Jeremy Singer" w:date="2024-12-17T11:46:00Z" w16du:dateUtc="2024-12-17T11:46:00Z">
+        <w:r>
+          <w:t xml:space="preserve"> </w:t>
+        </w:r>
+      </w:ins>
+    </w:p>
+    <w:p>
+      <w:pPr>
+        <w:rPr>
+          <w:b/>
+        </w:rPr>
+      </w:pPr>
+    </w:p>
+    <w:p>
+      <w:r>
+        <w:t xml:space="preserve">Question </w:t>
+      </w:r>
+      <w:ins w:id="50" w:author="Jeremy Singer" w:date="2024-12-17T10:07:00Z" w16du:dateUtc="2024-12-17T10:07:00Z">
+        <w:r>
+          <w:t>8</w:t>
+        </w:r>
+      </w:ins>
+      <w:del w:id="51" w:author="Jeremy Singer" w:date="2024-12-17T10:07:00Z" w16du:dateUtc="2024-12-17T10:07:00Z">
+        <w:r>
+          <w:delText>7</w:delText>
+        </w:r>
+      </w:del>
+      <w:r>
+        <w:t xml:space="preserve"> – “</w:t>
       </w:r>
       <w:r>
         <w:t>Which stages of the booting process does U-Boot handle</w:t>
@@ -577,8 +909,6 @@
       <w:r>
         <w:t>is not related to the booting process</w:t>
       </w:r>
-      <w:bookmarkStart w:id="0" w:name="_GoBack"/>
-      <w:bookmarkEnd w:id="0"/>
     </w:p>
     <w:sectPr>
       <w:pgSz w:w="12240" w:h="15840"/>
@@ -591,8 +921,97 @@
 </file>
 
 <file path=word/numbering.xml><?xml version="1.0" encoding="utf-8"?>
-<w:numbering xmlns:wpc="http://schemas.microsoft.com/office/word/2010/wordprocessingCanvas" xmlns:cx="http://schemas.microsoft.com/office/drawing/2014/chartex" xmlns:cx1="http://schemas.microsoft.com/office/drawing/2015/9/8/chartex" xmlns:cx2="http://schemas.microsoft.com/office/drawing/2015/10/21/chartex" xmlns:cx3="http://schemas.microsoft.com/office/drawing/2016/5/9/chartex" xmlns:cx4="http://schemas.microsoft.com/office/drawing/2016/5/10/chartex" xmlns:cx5="http://schemas.microsoft.com/office/drawing/2016/5/11/chartex" xmlns:cx6="http://schemas.microsoft.com/office/drawing/2016/5/12/chartex" xmlns:cx7="http://schemas.microsoft.com/office/drawing/2016/5/13/chartex" xmlns:cx8="http://schemas.microsoft.com/office/drawing/2016/5/14/chartex" xmlns:mc="http://schemas.openxmlformats.org/markup-compatibility/2006" xmlns:aink="http://schemas.microsoft.com/office/drawing/2016/ink" xmlns:am3d="http://schemas.microsoft.com/office/drawing/2017/model3d" xmlns:o="urn:schemas-microsoft-com:office:office" xmlns:r="http://schemas.openxmlformats.org/officeDocument/2006/relationships" xmlns:m="http://schemas.openxmlformats.org/officeDocument/2006/math" xmlns:v="urn:schemas-microsoft-com:vml" xmlns:wp14="http://schemas.microsoft.com/office/word/2010/wordprocessingDrawing" xmlns:wp="http://schemas.openxmlformats.org/drawingml/2006/wordprocessingDrawing" xmlns:w10="urn:schemas-microsoft-com:office:word" xmlns:w="http://schemas.openxmlformats.org/wordprocessingml/2006/main" xmlns:w14="http://schemas.microsoft.com/office/word/2010/wordml" xmlns:w15="http://schemas.microsoft.com/office/word/2012/wordml" xmlns:w16cid="http://schemas.microsoft.com/office/word/2016/wordml/cid" xmlns:w16se="http://schemas.microsoft.com/office/word/2015/wordml/symex" xmlns:wpg="http://schemas.microsoft.com/office/word/2010/wordprocessingGroup" xmlns:wpi="http://schemas.microsoft.com/office/word/2010/wordprocessingInk" xmlns:wne="http://schemas.microsoft.com/office/word/2006/wordml" xmlns:wps="http://schemas.microsoft.com/office/word/2010/wordprocessingShape" mc:Ignorable="w14 w15 w16se w16cid wp14">
+<w:numbering xmlns:wpc="http://schemas.microsoft.com/office/word/2010/wordprocessingCanvas" xmlns:cx="http://schemas.microsoft.com/office/drawing/2014/chartex" xmlns:cx1="http://schemas.microsoft.com/office/drawing/2015/9/8/chartex" xmlns:cx2="http://schemas.microsoft.com/office/drawing/2015/10/21/chartex" xmlns:cx3="http://schemas.microsoft.com/office/drawing/2016/5/9/chartex" xmlns:cx4="http://schemas.microsoft.com/office/drawing/2016/5/10/chartex" xmlns:cx5="http://schemas.microsoft.com/office/drawing/2016/5/11/chartex" xmlns:cx6="http://schemas.microsoft.com/office/drawing/2016/5/12/chartex" xmlns:cx7="http://schemas.microsoft.com/office/drawing/2016/5/13/chartex" xmlns:cx8="http://schemas.microsoft.com/office/drawing/2016/5/14/chartex" xmlns:mc="http://schemas.openxmlformats.org/markup-compatibility/2006" xmlns:aink="http://schemas.microsoft.com/office/drawing/2016/ink" xmlns:am3d="http://schemas.microsoft.com/office/drawing/2017/model3d" xmlns:o="urn:schemas-microsoft-com:office:office" xmlns:oel="http://schemas.microsoft.com/office/2019/extlst" xmlns:r="http://schemas.openxmlformats.org/officeDocument/2006/relationships" xmlns:m="http://schemas.openxmlformats.org/officeDocument/2006/math" xmlns:v="urn:schemas-microsoft-com:vml" xmlns:wp14="http://schemas.microsoft.com/office/word/2010/wordprocessingDrawing" xmlns:wp="http://schemas.openxmlformats.org/drawingml/2006/wordprocessingDrawing" xmlns:w10="urn:schemas-microsoft-com:office:word" xmlns:w="http://schemas.openxmlformats.org/wordprocessingml/2006/main" xmlns:w14="http://schemas.microsoft.com/office/word/2010/wordml" xmlns:w15="http://schemas.microsoft.com/office/word/2012/wordml" xmlns:w16cex="http://schemas.microsoft.com/office/word/2018/wordml/cex" xmlns:w16cid="http://schemas.microsoft.com/office/word/2016/wordml/cid" xmlns:w16="http://schemas.microsoft.com/office/word/2018/wordml" xmlns:w16du="http://schemas.microsoft.com/office/word/2023/wordml/word16du" xmlns:w16sdtdh="http://schemas.microsoft.com/office/word/2020/wordml/sdtdatahash" xmlns:w16sdtfl="http://schemas.microsoft.com/office/word/2024/wordml/sdtformatlock" xmlns:w16se="http://schemas.microsoft.com/office/word/2015/wordml/symex" xmlns:wpg="http://schemas.microsoft.com/office/word/2010/wordprocessingGroup" xmlns:wpi="http://schemas.microsoft.com/office/word/2010/wordprocessingInk" xmlns:wne="http://schemas.microsoft.com/office/word/2006/wordml" xmlns:wps="http://schemas.microsoft.com/office/word/2010/wordprocessingShape" mc:Ignorable="w14 w15 w16se w16cid w16 w16cex w16sdtdh w16sdtfl w16du wp14">
   <w:abstractNum w:abstractNumId="0" w15:restartNumberingAfterBreak="0">
+    <w:nsid w:val="05BF1BFA"/>
+    <w:multiLevelType w:val="hybridMultilevel"/>
+    <w:tmpl w:val="FF40E846"/>
+    <w:lvl w:ilvl="0" w:tplc="0809000F">
+      <w:start w:val="1"/>
+      <w:numFmt w:val="decimal"/>
+      <w:lvlText w:val="%1."/>
+      <w:lvlJc w:val="left"/>
+      <w:pPr>
+        <w:ind w:left="720" w:hanging="360"/>
+      </w:pPr>
+      <w:rPr>
+        <w:rFonts w:hint="default"/>
+      </w:rPr>
+    </w:lvl>
+    <w:lvl w:ilvl="1" w:tplc="08090019" w:tentative="1">
+      <w:start w:val="1"/>
+      <w:numFmt w:val="lowerLetter"/>
+      <w:lvlText w:val="%2."/>
+      <w:lvlJc w:val="left"/>
+      <w:pPr>
+        <w:ind w:left="1440" w:hanging="360"/>
+      </w:pPr>
+    </w:lvl>
+    <w:lvl w:ilvl="2" w:tplc="0809001B" w:tentative="1">
+      <w:start w:val="1"/>
+      <w:numFmt w:val="lowerRoman"/>
+      <w:lvlText w:val="%3."/>
+      <w:lvlJc w:val="right"/>
+      <w:pPr>
+        <w:ind w:left="2160" w:hanging="180"/>
+      </w:pPr>
+    </w:lvl>
+    <w:lvl w:ilvl="3" w:tplc="0809000F" w:tentative="1">
+      <w:start w:val="1"/>
+      <w:numFmt w:val="decimal"/>
+      <w:lvlText w:val="%4."/>
+      <w:lvlJc w:val="left"/>
+      <w:pPr>
+        <w:ind w:left="2880" w:hanging="360"/>
+      </w:pPr>
+    </w:lvl>
+    <w:lvl w:ilvl="4" w:tplc="08090019" w:tentative="1">
+      <w:start w:val="1"/>
+      <w:numFmt w:val="lowerLetter"/>
+      <w:lvlText w:val="%5."/>
+      <w:lvlJc w:val="left"/>
+      <w:pPr>
+        <w:ind w:left="3600" w:hanging="360"/>
+      </w:pPr>
+    </w:lvl>
+    <w:lvl w:ilvl="5" w:tplc="0809001B" w:tentative="1">
+      <w:start w:val="1"/>
+      <w:numFmt w:val="lowerRoman"/>
+      <w:lvlText w:val="%6."/>
+      <w:lvlJc w:val="right"/>
+      <w:pPr>
+        <w:ind w:left="4320" w:hanging="180"/>
+      </w:pPr>
+    </w:lvl>
+    <w:lvl w:ilvl="6" w:tplc="0809000F" w:tentative="1">
+      <w:start w:val="1"/>
+      <w:numFmt w:val="decimal"/>
+      <w:lvlText w:val="%7."/>
+      <w:lvlJc w:val="left"/>
+      <w:pPr>
+        <w:ind w:left="5040" w:hanging="360"/>
+      </w:pPr>
+    </w:lvl>
+    <w:lvl w:ilvl="7" w:tplc="08090019" w:tentative="1">
+      <w:start w:val="1"/>
+      <w:numFmt w:val="lowerLetter"/>
+      <w:lvlText w:val="%8."/>
+      <w:lvlJc w:val="left"/>
+      <w:pPr>
+        <w:ind w:left="5760" w:hanging="360"/>
+      </w:pPr>
+    </w:lvl>
+    <w:lvl w:ilvl="8" w:tplc="0809001B" w:tentative="1">
+      <w:start w:val="1"/>
+      <w:numFmt w:val="lowerRoman"/>
+      <w:lvlText w:val="%9."/>
+      <w:lvlJc w:val="right"/>
+      <w:pPr>
+        <w:ind w:left="6480" w:hanging="180"/>
+      </w:pPr>
+    </w:lvl>
+  </w:abstractNum>
+  <w:abstractNum w:abstractNumId="1" w15:restartNumberingAfterBreak="0">
     <w:nsid w:val="0A9F2DCC"/>
     <w:multiLevelType w:val="hybridMultilevel"/>
     <w:tmpl w:val="9DBE26C2"/>
@@ -681,7 +1100,7 @@
       </w:pPr>
     </w:lvl>
   </w:abstractNum>
-  <w:abstractNum w:abstractNumId="1" w15:restartNumberingAfterBreak="0">
+  <w:abstractNum w:abstractNumId="2" w15:restartNumberingAfterBreak="0">
     <w:nsid w:val="0B8B7675"/>
     <w:multiLevelType w:val="hybridMultilevel"/>
     <w:tmpl w:val="77768350"/>
@@ -770,7 +1189,7 @@
       </w:pPr>
     </w:lvl>
   </w:abstractNum>
-  <w:abstractNum w:abstractNumId="2" w15:restartNumberingAfterBreak="0">
+  <w:abstractNum w:abstractNumId="3" w15:restartNumberingAfterBreak="0">
     <w:nsid w:val="175E26A3"/>
     <w:multiLevelType w:val="hybridMultilevel"/>
     <w:tmpl w:val="C9A40CD4"/>
@@ -859,7 +1278,7 @@
       </w:pPr>
     </w:lvl>
   </w:abstractNum>
-  <w:abstractNum w:abstractNumId="3" w15:restartNumberingAfterBreak="0">
+  <w:abstractNum w:abstractNumId="4" w15:restartNumberingAfterBreak="0">
     <w:nsid w:val="395123F9"/>
     <w:multiLevelType w:val="hybridMultilevel"/>
     <w:tmpl w:val="C41AD534"/>
@@ -948,7 +1367,7 @@
       </w:pPr>
     </w:lvl>
   </w:abstractNum>
-  <w:abstractNum w:abstractNumId="4" w15:restartNumberingAfterBreak="0">
+  <w:abstractNum w:abstractNumId="5" w15:restartNumberingAfterBreak="0">
     <w:nsid w:val="5C0D3A61"/>
     <w:multiLevelType w:val="hybridMultilevel"/>
     <w:tmpl w:val="3E909A6E"/>
@@ -1037,7 +1456,7 @@
       </w:pPr>
     </w:lvl>
   </w:abstractNum>
-  <w:abstractNum w:abstractNumId="5" w15:restartNumberingAfterBreak="0">
+  <w:abstractNum w:abstractNumId="6" w15:restartNumberingAfterBreak="0">
     <w:nsid w:val="7AB42B08"/>
     <w:multiLevelType w:val="hybridMultilevel"/>
     <w:tmpl w:val="76982408"/>
@@ -1126,7 +1545,7 @@
       </w:pPr>
     </w:lvl>
   </w:abstractNum>
-  <w:abstractNum w:abstractNumId="6" w15:restartNumberingAfterBreak="0">
+  <w:abstractNum w:abstractNumId="7" w15:restartNumberingAfterBreak="0">
     <w:nsid w:val="7AE4603E"/>
     <w:multiLevelType w:val="hybridMultilevel"/>
     <w:tmpl w:val="46EA0BFE"/>
@@ -1215,7 +1634,7 @@
       </w:pPr>
     </w:lvl>
   </w:abstractNum>
-  <w:abstractNum w:abstractNumId="7" w15:restartNumberingAfterBreak="0">
+  <w:abstractNum w:abstractNumId="8" w15:restartNumberingAfterBreak="0">
     <w:nsid w:val="7F4F58D2"/>
     <w:multiLevelType w:val="hybridMultilevel"/>
     <w:tmpl w:val="E014EC22"/>
@@ -1304,35 +1723,46 @@
       </w:pPr>
     </w:lvl>
   </w:abstractNum>
-  <w:num w:numId="1">
+  <w:num w:numId="1" w16cid:durableId="1287857055">
+    <w:abstractNumId w:val="3"/>
+  </w:num>
+  <w:num w:numId="2" w16cid:durableId="727533560">
+    <w:abstractNumId w:val="5"/>
+  </w:num>
+  <w:num w:numId="3" w16cid:durableId="144704442">
+    <w:abstractNumId w:val="8"/>
+  </w:num>
+  <w:num w:numId="4" w16cid:durableId="1385134815">
+    <w:abstractNumId w:val="7"/>
+  </w:num>
+  <w:num w:numId="5" w16cid:durableId="977296997">
+    <w:abstractNumId w:val="4"/>
+  </w:num>
+  <w:num w:numId="6" w16cid:durableId="1902448726">
+    <w:abstractNumId w:val="1"/>
+  </w:num>
+  <w:num w:numId="7" w16cid:durableId="1859925352">
     <w:abstractNumId w:val="2"/>
   </w:num>
-  <w:num w:numId="2">
-    <w:abstractNumId w:val="4"/>
-  </w:num>
-  <w:num w:numId="3">
-    <w:abstractNumId w:val="7"/>
-  </w:num>
-  <w:num w:numId="4">
+  <w:num w:numId="8" w16cid:durableId="1900750837">
     <w:abstractNumId w:val="6"/>
   </w:num>
-  <w:num w:numId="5">
-    <w:abstractNumId w:val="3"/>
-  </w:num>
-  <w:num w:numId="6">
+  <w:num w:numId="9" w16cid:durableId="2143965142">
     <w:abstractNumId w:val="0"/>
-  </w:num>
-  <w:num w:numId="7">
-    <w:abstractNumId w:val="1"/>
-  </w:num>
-  <w:num w:numId="8">
-    <w:abstractNumId w:val="5"/>
   </w:num>
 </w:numbering>
 </file>
 
+<file path=word/people.xml><?xml version="1.0" encoding="utf-8"?>
+<w15:people xmlns:wpc="http://schemas.microsoft.com/office/word/2010/wordprocessingCanvas" xmlns:cx="http://schemas.microsoft.com/office/drawing/2014/chartex" xmlns:cx1="http://schemas.microsoft.com/office/drawing/2015/9/8/chartex" xmlns:cx2="http://schemas.microsoft.com/office/drawing/2015/10/21/chartex" xmlns:cx3="http://schemas.microsoft.com/office/drawing/2016/5/9/chartex" xmlns:cx4="http://schemas.microsoft.com/office/drawing/2016/5/10/chartex" xmlns:cx5="http://schemas.microsoft.com/office/drawing/2016/5/11/chartex" xmlns:cx6="http://schemas.microsoft.com/office/drawing/2016/5/12/chartex" xmlns:cx7="http://schemas.microsoft.com/office/drawing/2016/5/13/chartex" xmlns:cx8="http://schemas.microsoft.com/office/drawing/2016/5/14/chartex" xmlns:mc="http://schemas.openxmlformats.org/markup-compatibility/2006" xmlns:aink="http://schemas.microsoft.com/office/drawing/2016/ink" xmlns:am3d="http://schemas.microsoft.com/office/drawing/2017/model3d" xmlns:o="urn:schemas-microsoft-com:office:office" xmlns:oel="http://schemas.microsoft.com/office/2019/extlst" xmlns:r="http://schemas.openxmlformats.org/officeDocument/2006/relationships" xmlns:m="http://schemas.openxmlformats.org/officeDocument/2006/math" xmlns:v="urn:schemas-microsoft-com:vml" xmlns:wp14="http://schemas.microsoft.com/office/word/2010/wordprocessingDrawing" xmlns:wp="http://schemas.openxmlformats.org/drawingml/2006/wordprocessingDrawing" xmlns:w10="urn:schemas-microsoft-com:office:word" xmlns:w="http://schemas.openxmlformats.org/wordprocessingml/2006/main" xmlns:w14="http://schemas.microsoft.com/office/word/2010/wordml" xmlns:w15="http://schemas.microsoft.com/office/word/2012/wordml" xmlns:w16cex="http://schemas.microsoft.com/office/word/2018/wordml/cex" xmlns:w16cid="http://schemas.microsoft.com/office/word/2016/wordml/cid" xmlns:w16="http://schemas.microsoft.com/office/word/2018/wordml" xmlns:w16du="http://schemas.microsoft.com/office/word/2023/wordml/word16du" xmlns:w16sdtdh="http://schemas.microsoft.com/office/word/2020/wordml/sdtdatahash" xmlns:w16sdtfl="http://schemas.microsoft.com/office/word/2024/wordml/sdtformatlock" xmlns:w16se="http://schemas.microsoft.com/office/word/2015/wordml/symex" xmlns:wpg="http://schemas.microsoft.com/office/word/2010/wordprocessingGroup" xmlns:wpi="http://schemas.microsoft.com/office/word/2010/wordprocessingInk" xmlns:wne="http://schemas.microsoft.com/office/word/2006/wordml" xmlns:wps="http://schemas.microsoft.com/office/word/2010/wordprocessingShape" mc:Ignorable="w14 w15 w16se w16cid w16 w16cex w16sdtdh w16sdtfl w16du wp14">
+  <w15:person w15:author="Jeremy Singer">
+    <w15:presenceInfo w15:providerId="AD" w15:userId="S::Jeremy.Singer@glasgow.ac.uk::e3bb4075-7459-4037-9fe2-5ab61e535161"/>
+  </w15:person>
+</w15:people>
+</file>
+
 <file path=word/styles.xml><?xml version="1.0" encoding="utf-8"?>
-<w:styles xmlns:mc="http://schemas.openxmlformats.org/markup-compatibility/2006" xmlns:r="http://schemas.openxmlformats.org/officeDocument/2006/relationships" xmlns:w="http://schemas.openxmlformats.org/wordprocessingml/2006/main" xmlns:w14="http://schemas.microsoft.com/office/word/2010/wordml" xmlns:w15="http://schemas.microsoft.com/office/word/2012/wordml" xmlns:w16cid="http://schemas.microsoft.com/office/word/2016/wordml/cid" xmlns:w16se="http://schemas.microsoft.com/office/word/2015/wordml/symex" mc:Ignorable="w14 w15 w16se w16cid">
+<w:styles xmlns:mc="http://schemas.openxmlformats.org/markup-compatibility/2006" xmlns:r="http://schemas.openxmlformats.org/officeDocument/2006/relationships" xmlns:w="http://schemas.openxmlformats.org/wordprocessingml/2006/main" xmlns:w14="http://schemas.microsoft.com/office/word/2010/wordml" xmlns:w15="http://schemas.microsoft.com/office/word/2012/wordml" xmlns:w16cex="http://schemas.microsoft.com/office/word/2018/wordml/cex" xmlns:w16cid="http://schemas.microsoft.com/office/word/2016/wordml/cid" xmlns:w16="http://schemas.microsoft.com/office/word/2018/wordml" xmlns:w16du="http://schemas.microsoft.com/office/word/2023/wordml/word16du" xmlns:w16sdtdh="http://schemas.microsoft.com/office/word/2020/wordml/sdtdatahash" xmlns:w16sdtfl="http://schemas.microsoft.com/office/word/2024/wordml/sdtformatlock" xmlns:w16se="http://schemas.microsoft.com/office/word/2015/wordml/symex" mc:Ignorable="w14 w15 w16se w16cid w16 w16cex w16sdtdh w16sdtfl w16du">
   <w:docDefaults>
     <w:rPrDefault>
       <w:rPr>
@@ -1348,7 +1778,7 @@
       </w:pPr>
     </w:pPrDefault>
   </w:docDefaults>
-  <w:latentStyles w:defLockedState="0" w:defUIPriority="99" w:defSemiHidden="0" w:defUnhideWhenUsed="0" w:defQFormat="0" w:count="375">
+  <w:latentStyles w:defLockedState="0" w:defUIPriority="99" w:defSemiHidden="0" w:defUnhideWhenUsed="0" w:defQFormat="0" w:count="376">
     <w:lsdException w:name="Normal" w:uiPriority="0" w:qFormat="1"/>
     <w:lsdException w:name="heading 1" w:uiPriority="9" w:qFormat="1"/>
     <w:lsdException w:name="heading 2" w:semiHidden="1" w:uiPriority="9" w:unhideWhenUsed="1" w:qFormat="1"/>
@@ -1724,6 +2154,7 @@
     <w:lsdException w:name="Smart Hyperlink" w:semiHidden="1" w:unhideWhenUsed="1"/>
     <w:lsdException w:name="Hashtag" w:semiHidden="1" w:unhideWhenUsed="1"/>
     <w:lsdException w:name="Unresolved Mention" w:semiHidden="1" w:unhideWhenUsed="1"/>
+    <w:lsdException w:name="Smart Link" w:semiHidden="1" w:unhideWhenUsed="1"/>
   </w:latentStyles>
   <w:style w:type="paragraph" w:default="1" w:styleId="Normal">
     <w:name w:val="Normal"/>
@@ -1766,6 +2197,16 @@
     <w:pPr>
       <w:ind w:left="720"/>
       <w:contextualSpacing/>
+    </w:pPr>
+  </w:style>
+  <w:style w:type="paragraph" w:styleId="Revision">
+    <w:name w:val="Revision"/>
+    <w:hidden/>
+    <w:uiPriority w:val="99"/>
+    <w:semiHidden/>
+    <w:rsid w:val="005A1223"/>
+    <w:pPr>
+      <w:spacing w:after="0" w:line="240" w:lineRule="auto"/>
     </w:pPr>
   </w:style>
 </w:styles>
@@ -2064,4 +2505,387 @@
     </a:ext>
   </a:extLst>
 </a:theme>
+</file>
+
+<file path=customXml/item1.xml><?xml version="1.0" encoding="utf-8"?>
+<ct:contentTypeSchema xmlns:ct="http://schemas.microsoft.com/office/2006/metadata/contentType" xmlns:ma="http://schemas.microsoft.com/office/2006/metadata/properties/metaAttributes" ct:_="" ma:_="" ma:contentTypeName="Document" ma:contentTypeID="0x01010050DA06D914BDE34CBFBF32CE2E7912F8" ma:contentTypeVersion="21" ma:contentTypeDescription="Create a new document." ma:contentTypeScope="" ma:versionID="26f364562c1d7020fb8381b0b71c53e1">
+  <xsd:schema xmlns:xsd="http://www.w3.org/2001/XMLSchema" xmlns:xs="http://www.w3.org/2001/XMLSchema" xmlns:p="http://schemas.microsoft.com/office/2006/metadata/properties" xmlns:ns2="066b1fa1-e673-41bd-87ba-8687893fe173" xmlns:ns3="62716bce-2e5b-4137-9339-0c56d67fb532" xmlns:ns4="73088aa1-bb70-4e27-95fc-187c5437fa54" targetNamespace="http://schemas.microsoft.com/office/2006/metadata/properties" ma:root="true" ma:fieldsID="4db36887abb4e303d262a495e08db354" ns2:_="" ns3:_="" ns4:_="">
+    <xsd:import namespace="066b1fa1-e673-41bd-87ba-8687893fe173"/>
+    <xsd:import namespace="62716bce-2e5b-4137-9339-0c56d67fb532"/>
+    <xsd:import namespace="73088aa1-bb70-4e27-95fc-187c5437fa54"/>
+    <xsd:element name="properties">
+      <xsd:complexType>
+        <xsd:sequence>
+          <xsd:element name="documentManagement">
+            <xsd:complexType>
+              <xsd:all>
+                <xsd:element ref="ns2:_dlc_DocId" minOccurs="0"/>
+                <xsd:element ref="ns2:_dlc_DocIdUrl" minOccurs="0"/>
+                <xsd:element ref="ns2:_dlc_DocIdPersistId" minOccurs="0"/>
+                <xsd:element ref="ns3:MediaServiceMetadata" minOccurs="0"/>
+                <xsd:element ref="ns3:MediaServiceFastMetadata" minOccurs="0"/>
+                <xsd:element ref="ns3:MediaServiceAutoTags" minOccurs="0"/>
+                <xsd:element ref="ns3:MediaServiceOCR" minOccurs="0"/>
+                <xsd:element ref="ns3:MediaServiceGenerationTime" minOccurs="0"/>
+                <xsd:element ref="ns3:MediaServiceEventHashCode" minOccurs="0"/>
+                <xsd:element ref="ns3:MediaServiceAutoKeyPoints" minOccurs="0"/>
+                <xsd:element ref="ns3:MediaServiceKeyPoints" minOccurs="0"/>
+                <xsd:element ref="ns3:MediaServiceDateTaken" minOccurs="0"/>
+                <xsd:element ref="ns2:SharedWithUsers" minOccurs="0"/>
+                <xsd:element ref="ns2:SharedWithDetails" minOccurs="0"/>
+                <xsd:element ref="ns3:Complete_x003f_" minOccurs="0"/>
+                <xsd:element ref="ns3:MediaServiceLocation" minOccurs="0"/>
+                <xsd:element ref="ns3:MediaLengthInSeconds" minOccurs="0"/>
+                <xsd:element ref="ns4:TaxCatchAll" minOccurs="0"/>
+                <xsd:element ref="ns3:lcf76f155ced4ddcb4097134ff3c332f" minOccurs="0"/>
+                <xsd:element ref="ns3:MediaServiceObjectDetectorVersions" minOccurs="0"/>
+                <xsd:element ref="ns3:MediaServiceSearchProperties" minOccurs="0"/>
+              </xsd:all>
+            </xsd:complexType>
+          </xsd:element>
+        </xsd:sequence>
+      </xsd:complexType>
+    </xsd:element>
+  </xsd:schema>
+  <xsd:schema xmlns:xsd="http://www.w3.org/2001/XMLSchema" xmlns:xs="http://www.w3.org/2001/XMLSchema" xmlns:dms="http://schemas.microsoft.com/office/2006/documentManagement/types" xmlns:pc="http://schemas.microsoft.com/office/infopath/2007/PartnerControls" targetNamespace="066b1fa1-e673-41bd-87ba-8687893fe173" elementFormDefault="qualified">
+    <xsd:import namespace="http://schemas.microsoft.com/office/2006/documentManagement/types"/>
+    <xsd:import namespace="http://schemas.microsoft.com/office/infopath/2007/PartnerControls"/>
+    <xsd:element name="_dlc_DocId" ma:index="8" nillable="true" ma:displayName="Document ID Value" ma:description="The value of the document ID assigned to this item." ma:internalName="_dlc_DocId" ma:readOnly="true">
+      <xsd:simpleType>
+        <xsd:restriction base="dms:Text"/>
+      </xsd:simpleType>
+    </xsd:element>
+    <xsd:element name="_dlc_DocIdUrl" ma:index="9" nillable="true" ma:displayName="Document ID" ma:description="Permanent link to this document." ma:hidden="true" ma:internalName="_dlc_DocIdUrl" ma:readOnly="true">
+      <xsd:complexType>
+        <xsd:complexContent>
+          <xsd:extension base="dms:URL">
+            <xsd:sequence>
+              <xsd:element name="Url" type="dms:ValidUrl" minOccurs="0" nillable="true"/>
+              <xsd:element name="Description" type="xsd:string" nillable="true"/>
+            </xsd:sequence>
+          </xsd:extension>
+        </xsd:complexContent>
+      </xsd:complexType>
+    </xsd:element>
+    <xsd:element name="_dlc_DocIdPersistId" ma:index="10" nillable="true" ma:displayName="Persist ID" ma:description="Keep ID on add." ma:hidden="true" ma:internalName="_dlc_DocIdPersistId" ma:readOnly="true">
+      <xsd:simpleType>
+        <xsd:restriction base="dms:Boolean"/>
+      </xsd:simpleType>
+    </xsd:element>
+    <xsd:element name="SharedWithUsers" ma:index="20" nillable="true" ma:displayName="Shared With" ma:internalName="SharedWithUsers" ma:readOnly="true">
+      <xsd:complexType>
+        <xsd:complexContent>
+          <xsd:extension base="dms:UserMulti">
+            <xsd:sequence>
+              <xsd:element name="UserInfo" minOccurs="0" maxOccurs="unbounded">
+                <xsd:complexType>
+                  <xsd:sequence>
+                    <xsd:element name="DisplayName" type="xsd:string" minOccurs="0"/>
+                    <xsd:element name="AccountId" type="dms:UserId" minOccurs="0" nillable="true"/>
+                    <xsd:element name="AccountType" type="xsd:string" minOccurs="0"/>
+                  </xsd:sequence>
+                </xsd:complexType>
+              </xsd:element>
+            </xsd:sequence>
+          </xsd:extension>
+        </xsd:complexContent>
+      </xsd:complexType>
+    </xsd:element>
+    <xsd:element name="SharedWithDetails" ma:index="21" nillable="true" ma:displayName="Shared With Details" ma:internalName="SharedWithDetails" ma:readOnly="true">
+      <xsd:simpleType>
+        <xsd:restriction base="dms:Note">
+          <xsd:maxLength value="255"/>
+        </xsd:restriction>
+      </xsd:simpleType>
+    </xsd:element>
+  </xsd:schema>
+  <xsd:schema xmlns:xsd="http://www.w3.org/2001/XMLSchema" xmlns:xs="http://www.w3.org/2001/XMLSchema" xmlns:dms="http://schemas.microsoft.com/office/2006/documentManagement/types" xmlns:pc="http://schemas.microsoft.com/office/infopath/2007/PartnerControls" targetNamespace="62716bce-2e5b-4137-9339-0c56d67fb532" elementFormDefault="qualified">
+    <xsd:import namespace="http://schemas.microsoft.com/office/2006/documentManagement/types"/>
+    <xsd:import namespace="http://schemas.microsoft.com/office/infopath/2007/PartnerControls"/>
+    <xsd:element name="MediaServiceMetadata" ma:index="11" nillable="true" ma:displayName="MediaServiceMetadata" ma:hidden="true" ma:internalName="MediaServiceMetadata" ma:readOnly="true">
+      <xsd:simpleType>
+        <xsd:restriction base="dms:Note"/>
+      </xsd:simpleType>
+    </xsd:element>
+    <xsd:element name="MediaServiceFastMetadata" ma:index="12" nillable="true" ma:displayName="MediaServiceFastMetadata" ma:hidden="true" ma:internalName="MediaServiceFastMetadata" ma:readOnly="true">
+      <xsd:simpleType>
+        <xsd:restriction base="dms:Note"/>
+      </xsd:simpleType>
+    </xsd:element>
+    <xsd:element name="MediaServiceAutoTags" ma:index="13" nillable="true" ma:displayName="Tags" ma:internalName="MediaServiceAutoTags" ma:readOnly="true">
+      <xsd:simpleType>
+        <xsd:restriction base="dms:Text"/>
+      </xsd:simpleType>
+    </xsd:element>
+    <xsd:element name="MediaServiceOCR" ma:index="14" nillable="true" ma:displayName="Extracted Text" ma:internalName="MediaServiceOCR" ma:readOnly="true">
+      <xsd:simpleType>
+        <xsd:restriction base="dms:Note">
+          <xsd:maxLength value="255"/>
+        </xsd:restriction>
+      </xsd:simpleType>
+    </xsd:element>
+    <xsd:element name="MediaServiceGenerationTime" ma:index="15" nillable="true" ma:displayName="MediaServiceGenerationTime" ma:hidden="true" ma:internalName="MediaServiceGenerationTime" ma:readOnly="true">
+      <xsd:simpleType>
+        <xsd:restriction base="dms:Text"/>
+      </xsd:simpleType>
+    </xsd:element>
+    <xsd:element name="MediaServiceEventHashCode" ma:index="16" nillable="true" ma:displayName="MediaServiceEventHashCode" ma:hidden="true" ma:internalName="MediaServiceEventHashCode" ma:readOnly="true">
+      <xsd:simpleType>
+        <xsd:restriction base="dms:Text"/>
+      </xsd:simpleType>
+    </xsd:element>
+    <xsd:element name="MediaServiceAutoKeyPoints" ma:index="17" nillable="true" ma:displayName="MediaServiceAutoKeyPoints" ma:hidden="true" ma:internalName="MediaServiceAutoKeyPoints" ma:readOnly="true">
+      <xsd:simpleType>
+        <xsd:restriction base="dms:Note"/>
+      </xsd:simpleType>
+    </xsd:element>
+    <xsd:element name="MediaServiceKeyPoints" ma:index="18" nillable="true" ma:displayName="KeyPoints" ma:internalName="MediaServiceKeyPoints" ma:readOnly="true">
+      <xsd:simpleType>
+        <xsd:restriction base="dms:Note">
+          <xsd:maxLength value="255"/>
+        </xsd:restriction>
+      </xsd:simpleType>
+    </xsd:element>
+    <xsd:element name="MediaServiceDateTaken" ma:index="19" nillable="true" ma:displayName="MediaServiceDateTaken" ma:hidden="true" ma:internalName="MediaServiceDateTaken" ma:readOnly="true">
+      <xsd:simpleType>
+        <xsd:restriction base="dms:Text"/>
+      </xsd:simpleType>
+    </xsd:element>
+    <xsd:element name="Complete_x003f_" ma:index="22" nillable="true" ma:displayName="Complete?" ma:default="0" ma:format="Dropdown" ma:internalName="Complete_x003f_">
+      <xsd:simpleType>
+        <xsd:restriction base="dms:Boolean"/>
+      </xsd:simpleType>
+    </xsd:element>
+    <xsd:element name="MediaServiceLocation" ma:index="23" nillable="true" ma:displayName="Location" ma:internalName="MediaServiceLocation" ma:readOnly="true">
+      <xsd:simpleType>
+        <xsd:restriction base="dms:Text"/>
+      </xsd:simpleType>
+    </xsd:element>
+    <xsd:element name="MediaLengthInSeconds" ma:index="24" nillable="true" ma:displayName="Length (seconds)" ma:internalName="MediaLengthInSeconds" ma:readOnly="true">
+      <xsd:simpleType>
+        <xsd:restriction base="dms:Unknown"/>
+      </xsd:simpleType>
+    </xsd:element>
+    <xsd:element name="lcf76f155ced4ddcb4097134ff3c332f" ma:index="27" nillable="true" ma:taxonomy="true" ma:internalName="lcf76f155ced4ddcb4097134ff3c332f" ma:taxonomyFieldName="MediaServiceImageTags" ma:displayName="Image Tags" ma:readOnly="false" ma:fieldId="{5cf76f15-5ced-4ddc-b409-7134ff3c332f}" ma:taxonomyMulti="true" ma:sspId="f61796df-71c9-4044-bd3e-1edca60bec75" ma:termSetId="09814cd3-568e-fe90-9814-8d621ff8fb84" ma:anchorId="fba54fb3-c3e1-fe81-a776-ca4b69148c4d" ma:open="true" ma:isKeyword="false">
+      <xsd:complexType>
+        <xsd:sequence>
+          <xsd:element ref="pc:Terms" minOccurs="0" maxOccurs="1"/>
+        </xsd:sequence>
+      </xsd:complexType>
+    </xsd:element>
+    <xsd:element name="MediaServiceObjectDetectorVersions" ma:index="28" nillable="true" ma:displayName="MediaServiceObjectDetectorVersions" ma:hidden="true" ma:indexed="true" ma:internalName="MediaServiceObjectDetectorVersions" ma:readOnly="true">
+      <xsd:simpleType>
+        <xsd:restriction base="dms:Text"/>
+      </xsd:simpleType>
+    </xsd:element>
+    <xsd:element name="MediaServiceSearchProperties" ma:index="29" nillable="true" ma:displayName="MediaServiceSearchProperties" ma:hidden="true" ma:internalName="MediaServiceSearchProperties" ma:readOnly="true">
+      <xsd:simpleType>
+        <xsd:restriction base="dms:Note"/>
+      </xsd:simpleType>
+    </xsd:element>
+  </xsd:schema>
+  <xsd:schema xmlns:xsd="http://www.w3.org/2001/XMLSchema" xmlns:xs="http://www.w3.org/2001/XMLSchema" xmlns:dms="http://schemas.microsoft.com/office/2006/documentManagement/types" xmlns:pc="http://schemas.microsoft.com/office/infopath/2007/PartnerControls" targetNamespace="73088aa1-bb70-4e27-95fc-187c5437fa54" elementFormDefault="qualified">
+    <xsd:import namespace="http://schemas.microsoft.com/office/2006/documentManagement/types"/>
+    <xsd:import namespace="http://schemas.microsoft.com/office/infopath/2007/PartnerControls"/>
+    <xsd:element name="TaxCatchAll" ma:index="25" nillable="true" ma:displayName="Taxonomy Catch All Column" ma:hidden="true" ma:list="{bdbb7f30-1cba-46b0-9c32-e3bc1cc23d13}" ma:internalName="TaxCatchAll" ma:showField="CatchAllData" ma:web="066b1fa1-e673-41bd-87ba-8687893fe173">
+      <xsd:complexType>
+        <xsd:complexContent>
+          <xsd:extension base="dms:MultiChoiceLookup">
+            <xsd:sequence>
+              <xsd:element name="Value" type="dms:Lookup" maxOccurs="unbounded" minOccurs="0" nillable="true"/>
+            </xsd:sequence>
+          </xsd:extension>
+        </xsd:complexContent>
+      </xsd:complexType>
+    </xsd:element>
+  </xsd:schema>
+  <xsd:schema xmlns="http://schemas.openxmlformats.org/package/2006/metadata/core-properties" xmlns:xsd="http://www.w3.org/2001/XMLSchema" xmlns:xsi="http://www.w3.org/2001/XMLSchema-instance" xmlns:dc="http://purl.org/dc/elements/1.1/" xmlns:dcterms="http://purl.org/dc/terms/" xmlns:odoc="http://schemas.microsoft.com/internal/obd" targetNamespace="http://schemas.openxmlformats.org/package/2006/metadata/core-properties" elementFormDefault="qualified" attributeFormDefault="unqualified" blockDefault="#all">
+    <xsd:import namespace="http://purl.org/dc/elements/1.1/" schemaLocation="http://dublincore.org/schemas/xmls/qdc/2003/04/02/dc.xsd"/>
+    <xsd:import namespace="http://purl.org/dc/terms/" schemaLocation="http://dublincore.org/schemas/xmls/qdc/2003/04/02/dcterms.xsd"/>
+    <xsd:element name="coreProperties" type="CT_coreProperties"/>
+    <xsd:complexType name="CT_coreProperties">
+      <xsd:all>
+        <xsd:element ref="dc:creator" minOccurs="0" maxOccurs="1"/>
+        <xsd:element ref="dcterms:created" minOccurs="0" maxOccurs="1"/>
+        <xsd:element ref="dc:identifier" minOccurs="0" maxOccurs="1"/>
+        <xsd:element name="contentType" minOccurs="0" maxOccurs="1" type="xsd:string" ma:index="0" ma:displayName="Content Type"/>
+        <xsd:element ref="dc:title" minOccurs="0" maxOccurs="1" ma:index="4" ma:displayName="Title"/>
+        <xsd:element ref="dc:subject" minOccurs="0" maxOccurs="1"/>
+        <xsd:element ref="dc:description" minOccurs="0" maxOccurs="1"/>
+        <xsd:element name="keywords" minOccurs="0" maxOccurs="1" type="xsd:string"/>
+        <xsd:element ref="dc:language" minOccurs="0" maxOccurs="1"/>
+        <xsd:element name="category" minOccurs="0" maxOccurs="1" type="xsd:string"/>
+        <xsd:element name="version" minOccurs="0" maxOccurs="1" type="xsd:string"/>
+        <xsd:element name="revision" minOccurs="0" maxOccurs="1" type="xsd:string">
+          <xsd:annotation>
+            <xsd:documentation>
+                        This value indicates the number of saves or revisions. The application is responsible for updating this value after each revision.
+                    </xsd:documentation>
+          </xsd:annotation>
+        </xsd:element>
+        <xsd:element name="lastModifiedBy" minOccurs="0" maxOccurs="1" type="xsd:string"/>
+        <xsd:element ref="dcterms:modified" minOccurs="0" maxOccurs="1"/>
+        <xsd:element name="contentStatus" minOccurs="0" maxOccurs="1" type="xsd:string"/>
+      </xsd:all>
+    </xsd:complexType>
+  </xsd:schema>
+  <xs:schema xmlns:pc="http://schemas.microsoft.com/office/infopath/2007/PartnerControls" xmlns:xs="http://www.w3.org/2001/XMLSchema" targetNamespace="http://schemas.microsoft.com/office/infopath/2007/PartnerControls" elementFormDefault="qualified" attributeFormDefault="unqualified">
+    <xs:element name="Person">
+      <xs:complexType>
+        <xs:sequence>
+          <xs:element ref="pc:DisplayName" minOccurs="0"/>
+          <xs:element ref="pc:AccountId" minOccurs="0"/>
+          <xs:element ref="pc:AccountType" minOccurs="0"/>
+        </xs:sequence>
+      </xs:complexType>
+    </xs:element>
+    <xs:element name="DisplayName" type="xs:string"/>
+    <xs:element name="AccountId" type="xs:string"/>
+    <xs:element name="AccountType" type="xs:string"/>
+    <xs:element name="BDCAssociatedEntity">
+      <xs:complexType>
+        <xs:sequence>
+          <xs:element ref="pc:BDCEntity" minOccurs="0" maxOccurs="unbounded"/>
+        </xs:sequence>
+        <xs:attribute ref="pc:EntityNamespace"/>
+        <xs:attribute ref="pc:EntityName"/>
+        <xs:attribute ref="pc:SystemInstanceName"/>
+        <xs:attribute ref="pc:AssociationName"/>
+      </xs:complexType>
+    </xs:element>
+    <xs:attribute name="EntityNamespace" type="xs:string"/>
+    <xs:attribute name="EntityName" type="xs:string"/>
+    <xs:attribute name="SystemInstanceName" type="xs:string"/>
+    <xs:attribute name="AssociationName" type="xs:string"/>
+    <xs:element name="BDCEntity">
+      <xs:complexType>
+        <xs:sequence>
+          <xs:element ref="pc:EntityDisplayName" minOccurs="0"/>
+          <xs:element ref="pc:EntityInstanceReference" minOccurs="0"/>
+          <xs:element ref="pc:EntityId1" minOccurs="0"/>
+          <xs:element ref="pc:EntityId2" minOccurs="0"/>
+          <xs:element ref="pc:EntityId3" minOccurs="0"/>
+          <xs:element ref="pc:EntityId4" minOccurs="0"/>
+          <xs:element ref="pc:EntityId5" minOccurs="0"/>
+        </xs:sequence>
+      </xs:complexType>
+    </xs:element>
+    <xs:element name="EntityDisplayName" type="xs:string"/>
+    <xs:element name="EntityInstanceReference" type="xs:string"/>
+    <xs:element name="EntityId1" type="xs:string"/>
+    <xs:element name="EntityId2" type="xs:string"/>
+    <xs:element name="EntityId3" type="xs:string"/>
+    <xs:element name="EntityId4" type="xs:string"/>
+    <xs:element name="EntityId5" type="xs:string"/>
+    <xs:element name="Terms">
+      <xs:complexType>
+        <xs:sequence>
+          <xs:element ref="pc:TermInfo" minOccurs="0" maxOccurs="unbounded"/>
+        </xs:sequence>
+      </xs:complexType>
+    </xs:element>
+    <xs:element name="TermInfo">
+      <xs:complexType>
+        <xs:sequence>
+          <xs:element ref="pc:TermName" minOccurs="0"/>
+          <xs:element ref="pc:TermId" minOccurs="0"/>
+        </xs:sequence>
+      </xs:complexType>
+    </xs:element>
+    <xs:element name="TermName" type="xs:string"/>
+    <xs:element name="TermId" type="xs:string"/>
+  </xs:schema>
+</ct:contentTypeSchema>
+</file>
+
+<file path=customXml/item2.xml><?xml version="1.0" encoding="utf-8"?>
+<?mso-contentType ?>
+<spe:Receivers xmlns:spe="http://schemas.microsoft.com/sharepoint/events">
+  <Receiver>
+    <Name>Document ID Generator</Name>
+    <Synchronization>Synchronous</Synchronization>
+    <Type>10001</Type>
+    <SequenceNumber>1000</SequenceNumber>
+    <Url/>
+    <Assembly>Microsoft.Office.DocumentManagement, Version=16.0.0.0, Culture=neutral, PublicKeyToken=71e9bce111e9429c</Assembly>
+    <Class>Microsoft.Office.DocumentManagement.Internal.DocIdHandler</Class>
+    <Data/>
+    <Filter/>
+  </Receiver>
+  <Receiver>
+    <Name>Document ID Generator</Name>
+    <Synchronization>Synchronous</Synchronization>
+    <Type>10002</Type>
+    <SequenceNumber>1001</SequenceNumber>
+    <Url/>
+    <Assembly>Microsoft.Office.DocumentManagement, Version=16.0.0.0, Culture=neutral, PublicKeyToken=71e9bce111e9429c</Assembly>
+    <Class>Microsoft.Office.DocumentManagement.Internal.DocIdHandler</Class>
+    <Data/>
+    <Filter/>
+  </Receiver>
+  <Receiver>
+    <Name>Document ID Generator</Name>
+    <Synchronization>Synchronous</Synchronization>
+    <Type>10004</Type>
+    <SequenceNumber>1002</SequenceNumber>
+    <Url/>
+    <Assembly>Microsoft.Office.DocumentManagement, Version=16.0.0.0, Culture=neutral, PublicKeyToken=71e9bce111e9429c</Assembly>
+    <Class>Microsoft.Office.DocumentManagement.Internal.DocIdHandler</Class>
+    <Data/>
+    <Filter/>
+  </Receiver>
+  <Receiver>
+    <Name>Document ID Generator</Name>
+    <Synchronization>Synchronous</Synchronization>
+    <Type>10006</Type>
+    <SequenceNumber>1003</SequenceNumber>
+    <Url/>
+    <Assembly>Microsoft.Office.DocumentManagement, Version=16.0.0.0, Culture=neutral, PublicKeyToken=71e9bce111e9429c</Assembly>
+    <Class>Microsoft.Office.DocumentManagement.Internal.DocIdHandler</Class>
+    <Data/>
+    <Filter/>
+  </Receiver>
+</spe:Receivers>
+</file>
+
+<file path=customXml/item3.xml><?xml version="1.0" encoding="utf-8"?>
+<?mso-contentType ?>
+<FormTemplates xmlns="http://schemas.microsoft.com/sharepoint/v3/contenttype/forms">
+  <Display>DocumentLibraryForm</Display>
+  <Edit>DocumentLibraryForm</Edit>
+  <New>DocumentLibraryForm</New>
+</FormTemplates>
+</file>
+
+<file path=customXml/item4.xml><?xml version="1.0" encoding="utf-8"?>
+<p:properties xmlns:p="http://schemas.microsoft.com/office/2006/metadata/properties" xmlns:xsi="http://www.w3.org/2001/XMLSchema-instance" xmlns:pc="http://schemas.microsoft.com/office/infopath/2007/PartnerControls">
+  <documentManagement>
+    <TaxCatchAll xmlns="73088aa1-bb70-4e27-95fc-187c5437fa54" xsi:nil="true"/>
+    <lcf76f155ced4ddcb4097134ff3c332f xmlns="62716bce-2e5b-4137-9339-0c56d67fb532">
+      <Terms xmlns="http://schemas.microsoft.com/office/infopath/2007/PartnerControls"/>
+    </lcf76f155ced4ddcb4097134ff3c332f>
+    <Complete_x003f_ xmlns="62716bce-2e5b-4137-9339-0c56d67fb532">false</Complete_x003f_>
+    <_dlc_DocId xmlns="066b1fa1-e673-41bd-87ba-8687893fe173">2VSTCW3YR7TP-1413294526-63192</_dlc_DocId>
+    <_dlc_DocIdUrl xmlns="066b1fa1-e673-41bd-87ba-8687893fe173">
+      <Url>https://armh.sharepoint.com/sites/TS-ArmEducationNew/ConTech/_layouts/15/DocIdRedir.aspx?ID=2VSTCW3YR7TP-1413294526-63192</Url>
+      <Description>2VSTCW3YR7TP-1413294526-63192</Description>
+    </_dlc_DocIdUrl>
+  </documentManagement>
+</p:properties>
+</file>
+
+<file path=customXml/itemProps1.xml><?xml version="1.0" encoding="utf-8"?>
+<ds:datastoreItem xmlns:ds="http://schemas.openxmlformats.org/officeDocument/2006/customXml" ds:itemID="{F4D9E68F-78DD-4B0E-8464-90E550514C85}"/>
+</file>
+
+<file path=customXml/itemProps2.xml><?xml version="1.0" encoding="utf-8"?>
+<ds:datastoreItem xmlns:ds="http://schemas.openxmlformats.org/officeDocument/2006/customXml" ds:itemID="{A0526688-EE08-48FF-A607-FD758925D2D9}"/>
+</file>
+
+<file path=customXml/itemProps3.xml><?xml version="1.0" encoding="utf-8"?>
+<ds:datastoreItem xmlns:ds="http://schemas.openxmlformats.org/officeDocument/2006/customXml" ds:itemID="{03176D62-BCC6-4F70-8C11-175F54809FFA}"/>
+</file>
+
+<file path=customXml/itemProps4.xml><?xml version="1.0" encoding="utf-8"?>
+<ds:datastoreItem xmlns:ds="http://schemas.openxmlformats.org/officeDocument/2006/customXml" ds:itemID="{54A412FB-84F1-47BE-902C-6F7056EAA426}"/>
 </file>